--- a/docs/grant-summaries/ohcs-hdgp.docx
+++ b/docs/grant-summaries/ohcs-hdgp.docx
@@ -530,7 +530,7 @@
         </w:rPr>
         <w:t xml:space="preserve">Official funder page: </w:t>
       </w:r>
-      <w:hyperlink w:history="1" r:id="rIdeed6dajdzyrjbtekqqq94">
+      <w:hyperlink w:history="1" r:id="rIdqz3cu-mfss0bsd3rc_vba">
         <w:r>
           <w:rPr>
             <w:rStyle w:val="Hyperlink"/>

--- a/docs/grant-summaries/ohcs-hdgp.docx
+++ b/docs/grant-summaries/ohcs-hdgp.docx
@@ -530,7 +530,7 @@
         </w:rPr>
         <w:t xml:space="preserve">Official funder page: </w:t>
       </w:r>
-      <w:hyperlink w:history="1" r:id="rIdqz3cu-mfss0bsd3rc_vba">
+      <w:hyperlink w:history="1" r:id="rIdyrhluib3kmdfo4aeggwec">
         <w:r>
           <w:rPr>
             <w:rStyle w:val="Hyperlink"/>

--- a/docs/grant-summaries/ohcs-hdgp.docx
+++ b/docs/grant-summaries/ohcs-hdgp.docx
@@ -444,6 +444,23 @@
         <w:pStyle w:val="Heading2"/>
       </w:pPr>
       <w:r>
+        <w:t xml:space="preserve">How This Applies to Proud Ground</w:t>
+      </w:r>
+    </w:p>
+    <w:p>
+      <w:r>
+        <w:rPr>
+          <w:sz w:val="22"/>
+          <w:szCs w:val="22"/>
+        </w:rPr>
+        <w:t xml:space="preserve">HDGP / Trust Fund dollars can directly finance Proud Ground's acquisition, rehabilitation, or new construction of homes for low-income Oregonians. Proud Ground should watch for the next NOFA and align the request with a shovel-ready development in its six-county service area.</w:t>
+      </w:r>
+    </w:p>
+    <w:p>
+      <w:pPr>
+        <w:pStyle w:val="Heading2"/>
+      </w:pPr>
+      <w:r>
         <w:t xml:space="preserve">Application Checklist — What You’ll Need</w:t>
       </w:r>
     </w:p>
@@ -530,7 +547,7 @@
         </w:rPr>
         <w:t xml:space="preserve">Official funder page: </w:t>
       </w:r>
-      <w:hyperlink w:history="1" r:id="rIdyrhluib3kmdfo4aeggwec">
+      <w:hyperlink w:history="1" r:id="rIdmr6guy0fkcmkgfbuyfowt">
         <w:r>
           <w:rPr>
             <w:rStyle w:val="Hyperlink"/>

--- a/docs/grant-summaries/ohcs-hdgp.docx
+++ b/docs/grant-summaries/ohcs-hdgp.docx
@@ -547,7 +547,7 @@
         </w:rPr>
         <w:t xml:space="preserve">Official funder page: </w:t>
       </w:r>
-      <w:hyperlink w:history="1" r:id="rIdmr6guy0fkcmkgfbuyfowt">
+      <w:hyperlink w:history="1" r:id="rIdbb8qfeydwalkibklwatwd">
         <w:r>
           <w:rPr>
             <w:rStyle w:val="Hyperlink"/>
